--- a/docs/4. REGISTRO DE FREQUÊNCIA DE ATIVIDADES DE EXTENSÃO (grupo).docx
+++ b/docs/4. REGISTRO DE FREQUÊNCIA DE ATIVIDADES DE EXTENSÃO (grupo).docx
@@ -75,14 +75,13 @@
                 <w:placeholder>
                   <w:docPart w:val="DefaultPlaceholder_-1854013440"/>
                 </w:placeholder>
-                <w:showingPlcHdr/>
               </w:sdtPr>
               <w:sdtContent>
                 <w:r>
-                  <w:rPr>
-                    <w:rStyle w:val="TextodoEspaoReservado"/>
-                  </w:rPr>
-                  <w:t>Clique ou toque aqui para inserir o texto.</w:t>
+                  <w:t>Programação para We</w:t>
+                </w:r>
+                <w:r>
+                  <w:t>b</w:t>
                 </w:r>
               </w:sdtContent>
             </w:sdt>
@@ -2517,7 +2516,7 @@
         <w:noProof/>
         <w14:ligatures w14:val="standardContextual"/>
       </w:rPr>
-      <w:pict w14:anchorId="54C0E4E4">
+      <w:pict w14:anchorId="5D8864E7">
         <v:shapetype id="_x0000_t75" coordsize="21600,21600" o:spt="75" o:preferrelative="t" path="m@4@5l@4@11@9@11@9@5xe" filled="f" stroked="f">
           <v:stroke joinstyle="miter"/>
           <v:formulas>
@@ -2537,7 +2536,7 @@
           <v:path o:extrusionok="f" gradientshapeok="t" o:connecttype="rect"/>
           <o:lock v:ext="edit" aspectratio="t"/>
         </v:shapetype>
-        <v:shape id="WordPictureWatermark84900266" o:spid="_x0000_s1041" type="#_x0000_t75" style="position:absolute;margin-left:0;margin-top:0;width:595.45pt;height:841.9pt;z-index:-251657216;mso-position-horizontal:center;mso-position-horizontal-relative:margin;mso-position-vertical:center;mso-position-vertical-relative:margin" o:allowincell="f">
+        <v:shape id="WordPictureWatermark84900266" o:spid="_x0000_s1027" type="#_x0000_t75" alt="" style="position:absolute;margin-left:0;margin-top:0;width:595.45pt;height:841.9pt;z-index:-251657216;mso-wrap-edited:f;mso-width-percent:0;mso-height-percent:0;mso-position-horizontal:center;mso-position-horizontal-relative:margin;mso-position-vertical:center;mso-position-vertical-relative:margin;mso-width-percent:0;mso-height-percent:0" o:allowincell="f">
           <v:imagedata r:id="rId1" o:title="TIMBRADO EXT2_Prancheta 1"/>
           <w10:wrap anchorx="margin" anchory="margin"/>
         </v:shape>
@@ -2558,7 +2557,7 @@
         <w:noProof/>
         <w14:ligatures w14:val="standardContextual"/>
       </w:rPr>
-      <w:pict w14:anchorId="07E44F6A">
+      <w:pict w14:anchorId="1D441529">
         <v:shapetype id="_x0000_t75" coordsize="21600,21600" o:spt="75" o:preferrelative="t" path="m@4@5l@4@11@9@11@9@5xe" filled="f" stroked="f">
           <v:stroke joinstyle="miter"/>
           <v:formulas>
@@ -2578,7 +2577,7 @@
           <v:path o:extrusionok="f" gradientshapeok="t" o:connecttype="rect"/>
           <o:lock v:ext="edit" aspectratio="t"/>
         </v:shapetype>
-        <v:shape id="WordPictureWatermark84900267" o:spid="_x0000_s1042" type="#_x0000_t75" style="position:absolute;margin-left:0;margin-top:0;width:595.45pt;height:841.9pt;z-index:-251656192;mso-position-horizontal:center;mso-position-horizontal-relative:margin;mso-position-vertical:center;mso-position-vertical-relative:margin" o:allowincell="f">
+        <v:shape id="WordPictureWatermark84900267" o:spid="_x0000_s1026" type="#_x0000_t75" alt="" style="position:absolute;margin-left:0;margin-top:0;width:595.45pt;height:841.9pt;z-index:-251656192;mso-wrap-edited:f;mso-width-percent:0;mso-height-percent:0;mso-position-horizontal:center;mso-position-horizontal-relative:margin;mso-position-vertical:center;mso-position-vertical-relative:margin;mso-width-percent:0;mso-height-percent:0" o:allowincell="f">
           <v:imagedata r:id="rId1" o:title="TIMBRADO EXT2_Prancheta 1"/>
           <w10:wrap anchorx="margin" anchory="margin"/>
         </v:shape>
@@ -2599,7 +2598,7 @@
         <w:noProof/>
         <w14:ligatures w14:val="standardContextual"/>
       </w:rPr>
-      <w:pict w14:anchorId="1EDCAAB3">
+      <w:pict w14:anchorId="41B17651">
         <v:shapetype id="_x0000_t75" coordsize="21600,21600" o:spt="75" o:preferrelative="t" path="m@4@5l@4@11@9@11@9@5xe" filled="f" stroked="f">
           <v:stroke joinstyle="miter"/>
           <v:formulas>
@@ -2619,7 +2618,7 @@
           <v:path o:extrusionok="f" gradientshapeok="t" o:connecttype="rect"/>
           <o:lock v:ext="edit" aspectratio="t"/>
         </v:shapetype>
-        <v:shape id="WordPictureWatermark84900265" o:spid="_x0000_s1040" type="#_x0000_t75" style="position:absolute;margin-left:0;margin-top:0;width:595.45pt;height:841.9pt;z-index:-251658240;mso-position-horizontal:center;mso-position-horizontal-relative:margin;mso-position-vertical:center;mso-position-vertical-relative:margin" o:allowincell="f">
+        <v:shape id="WordPictureWatermark84900265" o:spid="_x0000_s1025" type="#_x0000_t75" alt="" style="position:absolute;margin-left:0;margin-top:0;width:595.45pt;height:841.9pt;z-index:-251658240;mso-wrap-edited:f;mso-width-percent:0;mso-height-percent:0;mso-position-horizontal:center;mso-position-horizontal-relative:margin;mso-position-vertical:center;mso-position-vertical-relative:margin;mso-width-percent:0;mso-height-percent:0" o:allowincell="f">
           <v:imagedata r:id="rId1" o:title="TIMBRADO EXT2_Prancheta 1"/>
           <w10:wrap anchorx="margin" anchory="margin"/>
         </v:shape>
@@ -3856,7 +3855,7 @@
     <w:charset w:val="00"/>
     <w:family w:val="swiss"/>
     <w:pitch w:val="variable"/>
-    <w:sig w:usb0="E4002EFF" w:usb1="C200247B" w:usb2="00000009" w:usb3="00000000" w:csb0="000001FF" w:csb1="00000000"/>
+    <w:sig w:usb0="E0002AFF" w:usb1="C000247B" w:usb2="00000009" w:usb3="00000000" w:csb0="000001FF" w:csb1="00000000"/>
   </w:font>
   <w:font w:name="Times New Roman">
     <w:panose1 w:val="02020603050405020304"/>
@@ -3866,12 +3865,14 @@
     <w:sig w:usb0="E0002EFF" w:usb1="C000785B" w:usb2="00000009" w:usb3="00000000" w:csb0="000001FF" w:csb1="00000000"/>
   </w:font>
   <w:font w:name="Aptos">
+    <w:panose1 w:val="020B0004020202020204"/>
     <w:charset w:val="00"/>
     <w:family w:val="swiss"/>
     <w:pitch w:val="variable"/>
     <w:sig w:usb0="20000287" w:usb1="00000003" w:usb2="00000000" w:usb3="00000000" w:csb0="0000019F" w:csb1="00000000"/>
   </w:font>
   <w:font w:name="Aptos Display">
+    <w:panose1 w:val="020B0004020202020204"/>
     <w:charset w:val="00"/>
     <w:family w:val="swiss"/>
     <w:pitch w:val="variable"/>
@@ -3882,7 +3883,7 @@
     <w:charset w:val="00"/>
     <w:family w:val="swiss"/>
     <w:pitch w:val="variable"/>
-    <w:sig w:usb0="E0002EFF" w:usb1="C000785B" w:usb2="00000009" w:usb3="00000000" w:csb0="000001FF" w:csb1="00000000"/>
+    <w:sig w:usb0="E0002AFF" w:usb1="C0007843" w:usb2="00000009" w:usb3="00000000" w:csb0="000001FF" w:csb1="00000000"/>
   </w:font>
 </w:fonts>
 </file>
@@ -3917,7 +3918,9 @@
     <w:rsid w:val="008D765E"/>
     <w:rsid w:val="00B67572"/>
     <w:rsid w:val="00B950F7"/>
+    <w:rsid w:val="00C279D8"/>
     <w:rsid w:val="00C42871"/>
+    <w:rsid w:val="00C5070A"/>
     <w:rsid w:val="00CA1817"/>
     <w:rsid w:val="00E520A6"/>
     <w:rsid w:val="00E97593"/>
